--- a/Bootcamp.docx
+++ b/Bootcamp.docx
@@ -1,19 +1,23 @@
 
 <file path=word/document.xml><?xml version="1.0" encoding="utf-8"?>
-<w:document xmlns:wpc="http://schemas.microsoft.com/office/word/2010/wordprocessingCanvas" xmlns:cx="http://schemas.microsoft.com/office/drawing/2014/chartex" xmlns:cx1="http://schemas.microsoft.com/office/drawing/2015/9/8/chartex" xmlns:cx2="http://schemas.microsoft.com/office/drawing/2015/10/21/chartex" xmlns:cx3="http://schemas.microsoft.com/office/drawing/2016/5/9/chartex" xmlns:cx4="http://schemas.microsoft.com/office/drawing/2016/5/10/chartex" xmlns:cx5="http://schemas.microsoft.com/office/drawing/2016/5/11/chartex" xmlns:cx6="http://schemas.microsoft.com/office/drawing/2016/5/12/chartex" xmlns:cx7="http://schemas.microsoft.com/office/drawing/2016/5/13/chartex" xmlns:cx8="http://schemas.microsoft.com/office/drawing/2016/5/14/chartex" xmlns:mc="http://schemas.openxmlformats.org/markup-compatibility/2006" xmlns:aink="http://schemas.microsoft.com/office/drawing/2016/ink" xmlns:am3d="http://schemas.microsoft.com/office/drawing/2017/model3d" xmlns:o="urn:schemas-microsoft-com:office:office" xmlns:oel="http://schemas.microsoft.com/office/2019/extlst" xmlns:r="http://schemas.openxmlformats.org/officeDocument/2006/relationships" xmlns:m="http://schemas.openxmlformats.org/officeDocument/2006/math" xmlns:v="urn:schemas-microsoft-com:vml" xmlns:wp14="http://schemas.microsoft.com/office/word/2010/wordprocessingDrawing" xmlns:wp="http://schemas.openxmlformats.org/drawingml/2006/wordprocessingDrawing" xmlns:w10="urn:schemas-microsoft-com:office:word" xmlns:w="http://schemas.openxmlformats.org/wordprocessingml/2006/main" xmlns:w14="http://schemas.microsoft.com/office/word/2010/wordml" xmlns:w15="http://schemas.microsoft.com/office/word/2012/wordml" xmlns:w16cex="http://schemas.microsoft.com/office/word/2018/wordml/cex" xmlns:w16cid="http://schemas.microsoft.com/office/word/2016/wordml/cid" xmlns:w16="http://schemas.microsoft.com/office/word/2018/wordml" xmlns:w16du="http://schemas.microsoft.com/office/word/2023/wordml/word16du" xmlns:w16sdtdh="http://schemas.microsoft.com/office/word/2020/wordml/sdtdatahash" xmlns:w16sdtfl="http://schemas.microsoft.com/office/word/2024/wordml/sdtformatlock" xmlns:w16se="http://schemas.microsoft.com/office/word/2015/wordml/symex" xmlns:wpg="http://schemas.microsoft.com/office/word/2010/wordprocessingGroup" xmlns:wpi="http://schemas.microsoft.com/office/word/2010/wordprocessingInk" xmlns:wne="http://schemas.microsoft.com/office/word/2006/wordml" xmlns:wps="http://schemas.microsoft.com/office/word/2010/wordprocessingShape" mc:Ignorable="w14 w15 w16se w16cid w16 w16cex w16sdtdh w16sdtfl w16du wp14">
+<w:document xmlns:wpc="http://schemas.microsoft.com/office/word/2010/wordprocessingCanvas" xmlns:cx="http://schemas.microsoft.com/office/drawing/2014/chartex" xmlns:cx1="http://schemas.microsoft.com/office/drawing/2015/9/8/chartex" xmlns:cx2="http://schemas.microsoft.com/office/drawing/2015/10/21/chartex" xmlns:cx3="http://schemas.microsoft.com/office/drawing/2016/5/9/chartex" xmlns:cx4="http://schemas.microsoft.com/office/drawing/2016/5/10/chartex" xmlns:cx5="http://schemas.microsoft.com/office/drawing/2016/5/11/chartex" xmlns:cx6="http://schemas.microsoft.com/office/drawing/2016/5/12/chartex" xmlns:cx7="http://schemas.microsoft.com/office/drawing/2016/5/13/chartex" xmlns:cx8="http://schemas.microsoft.com/office/drawing/2016/5/14/chartex" xmlns:mc="http://schemas.openxmlformats.org/markup-compatibility/2006" xmlns:aink="http://schemas.microsoft.com/office/drawing/2016/ink" xmlns:am3d="http://schemas.microsoft.com/office/drawing/2017/model3d" xmlns:o="urn:schemas-microsoft-com:office:office" xmlns:oel="http://schemas.microsoft.com/office/2019/extlst" xmlns:r="http://schemas.openxmlformats.org/officeDocument/2006/relationships" xmlns:m="http://schemas.openxmlformats.org/officeDocument/2006/math" xmlns:v="urn:schemas-microsoft-com:vml" xmlns:wp14="http://schemas.microsoft.com/office/word/2010/wordprocessingDrawing" xmlns:wp="http://schemas.openxmlformats.org/drawingml/2006/wordprocessingDrawing" xmlns:w10="urn:schemas-microsoft-com:office:word" xmlns:w="http://schemas.openxmlformats.org/wordprocessingml/2006/main" xmlns:w14="http://schemas.microsoft.com/office/word/2010/wordml" xmlns:w15="http://schemas.microsoft.com/office/word/2012/wordml" xmlns:w16cei="http://schemas.microsoft.com/office/word/2026/wordml/cei" xmlns:w16cex="http://schemas.microsoft.com/office/word/2018/wordml/cex" xmlns:w16cid="http://schemas.microsoft.com/office/word/2016/wordml/cid" xmlns:w16="http://schemas.microsoft.com/office/word/2018/wordml" xmlns:w16du="http://schemas.microsoft.com/office/word/2023/wordml/word16du" xmlns:w16sdtdh="http://schemas.microsoft.com/office/word/2020/wordml/sdtdatahash" xmlns:w16sdtfl="http://schemas.microsoft.com/office/word/2024/wordml/sdtformatlock" xmlns:w16se="http://schemas.microsoft.com/office/word/2015/wordml/symex" xmlns:wpg="http://schemas.microsoft.com/office/word/2010/wordprocessingGroup" xmlns:wpi="http://schemas.microsoft.com/office/word/2010/wordprocessingInk" xmlns:wne="http://schemas.microsoft.com/office/word/2006/wordml" xmlns:wps="http://schemas.microsoft.com/office/word/2010/wordprocessingShape" mc:Ignorable="w14 w15 w16se w16cid w16 w16cex w16sdtdh w16sdtfl w16du wp14">
   <w:body>
     <w:p>
       <w:r>
-        <w:t>Bootcamp</w:t>
+        <w:t>Bootcam</w:t>
       </w:r>
-    </w:p>
-    <w:p>
       <w:r>
+        <w:t>p</w:t>
+      </w:r>
+      <w:r>
+        <w:rPr>
+          <w:noProof/>
+        </w:rPr>
         <w:drawing>
-          <wp:inline distT="0" distB="0" distL="0" distR="0" wp14:anchorId="71C09A28" wp14:editId="137FCB15">
-            <wp:extent cx="5731510" cy="6473190"/>
-            <wp:effectExtent l="0" t="0" r="2540" b="3810"/>
-            <wp:docPr id="1216531624" name="Picture 1"/>
+          <wp:inline distT="0" distB="0" distL="0" distR="0" wp14:anchorId="382622FD" wp14:editId="2A1928B1">
+            <wp:extent cx="5725324" cy="7478169"/>
+            <wp:effectExtent l="0" t="0" r="8890" b="8890"/>
+            <wp:docPr id="1917938541" name="Picture 1"/>
             <wp:cNvGraphicFramePr>
               <a:graphicFrameLocks xmlns:a="http://schemas.openxmlformats.org/drawingml/2006/main" noChangeAspect="1"/>
             </wp:cNvGraphicFramePr>
@@ -21,7 +25,7 @@
               <a:graphicData uri="http://schemas.openxmlformats.org/drawingml/2006/picture">
                 <pic:pic xmlns:pic="http://schemas.openxmlformats.org/drawingml/2006/picture">
                   <pic:nvPicPr>
-                    <pic:cNvPr id="1216531624" name=""/>
+                    <pic:cNvPr id="1917938541" name=""/>
                     <pic:cNvPicPr/>
                   </pic:nvPicPr>
                   <pic:blipFill>
@@ -33,7 +37,7 @@
                   <pic:spPr>
                     <a:xfrm>
                       <a:off x="0" y="0"/>
-                      <a:ext cx="5731510" cy="6473190"/>
+                      <a:ext cx="5725324" cy="7478169"/>
                     </a:xfrm>
                     <a:prstGeom prst="rect">
                       <a:avLst/>
@@ -50,10 +54,10 @@
       <w:r>
         <w:lastRenderedPageBreak/>
         <w:drawing>
-          <wp:inline distT="0" distB="0" distL="0" distR="0" wp14:anchorId="5FE4B3DC" wp14:editId="74F7B8F1">
-            <wp:extent cx="5731510" cy="6403975"/>
-            <wp:effectExtent l="0" t="0" r="2540" b="0"/>
-            <wp:docPr id="97965419" name="Picture 1"/>
+          <wp:inline distT="0" distB="0" distL="0" distR="0" wp14:anchorId="40FB22A9" wp14:editId="7D6D7480">
+            <wp:extent cx="5715798" cy="6744641"/>
+            <wp:effectExtent l="0" t="0" r="0" b="0"/>
+            <wp:docPr id="1725138802" name="Picture 1"/>
             <wp:cNvGraphicFramePr>
               <a:graphicFrameLocks xmlns:a="http://schemas.openxmlformats.org/drawingml/2006/main" noChangeAspect="1"/>
             </wp:cNvGraphicFramePr>
@@ -61,7 +65,7 @@
               <a:graphicData uri="http://schemas.openxmlformats.org/drawingml/2006/picture">
                 <pic:pic xmlns:pic="http://schemas.openxmlformats.org/drawingml/2006/picture">
                   <pic:nvPicPr>
-                    <pic:cNvPr id="97965419" name=""/>
+                    <pic:cNvPr id="1725138802" name=""/>
                     <pic:cNvPicPr/>
                   </pic:nvPicPr>
                   <pic:blipFill>
@@ -73,7 +77,7 @@
                   <pic:spPr>
                     <a:xfrm>
                       <a:off x="0" y="0"/>
-                      <a:ext cx="5731510" cy="6403975"/>
+                      <a:ext cx="5715798" cy="6744641"/>
                     </a:xfrm>
                     <a:prstGeom prst="rect">
                       <a:avLst/>
@@ -88,46 +92,9 @@
     </w:p>
     <w:p>
       <w:r>
-        <w:lastRenderedPageBreak/>
-        <w:drawing>
-          <wp:inline distT="0" distB="0" distL="0" distR="0" wp14:anchorId="484068B3" wp14:editId="07C6E94A">
-            <wp:extent cx="5731510" cy="6334760"/>
-            <wp:effectExtent l="0" t="0" r="2540" b="8890"/>
-            <wp:docPr id="831234461" name="Picture 1"/>
-            <wp:cNvGraphicFramePr>
-              <a:graphicFrameLocks xmlns:a="http://schemas.openxmlformats.org/drawingml/2006/main" noChangeAspect="1"/>
-            </wp:cNvGraphicFramePr>
-            <a:graphic xmlns:a="http://schemas.openxmlformats.org/drawingml/2006/main">
-              <a:graphicData uri="http://schemas.openxmlformats.org/drawingml/2006/picture">
-                <pic:pic xmlns:pic="http://schemas.openxmlformats.org/drawingml/2006/picture">
-                  <pic:nvPicPr>
-                    <pic:cNvPr id="831234461" name=""/>
-                    <pic:cNvPicPr/>
-                  </pic:nvPicPr>
-                  <pic:blipFill>
-                    <a:blip r:embed="rId6"/>
-                    <a:stretch>
-                      <a:fillRect/>
-                    </a:stretch>
-                  </pic:blipFill>
-                  <pic:spPr>
-                    <a:xfrm>
-                      <a:off x="0" y="0"/>
-                      <a:ext cx="5731510" cy="6334760"/>
-                    </a:xfrm>
-                    <a:prstGeom prst="rect">
-                      <a:avLst/>
-                    </a:prstGeom>
-                  </pic:spPr>
-                </pic:pic>
-              </a:graphicData>
-            </a:graphic>
-          </wp:inline>
-        </w:drawing>
-      </w:r>
-    </w:p>
-    <w:p>
-      <w:r>
+        <w:rPr>
+          <w:noProof/>
+        </w:rPr>
         <w:lastRenderedPageBreak/>
         <w:drawing>
           <wp:inline distT="0" distB="0" distL="0" distR="0" wp14:anchorId="736AE0AD" wp14:editId="739A57A6">
@@ -145,7 +112,7 @@
                     <pic:cNvPicPr/>
                   </pic:nvPicPr>
                   <pic:blipFill>
-                    <a:blip r:embed="rId7"/>
+                    <a:blip r:embed="rId6"/>
                     <a:stretch>
                       <a:fillRect/>
                     </a:stretch>
@@ -168,6 +135,9 @@
     </w:p>
     <w:p>
       <w:r>
+        <w:rPr>
+          <w:noProof/>
+        </w:rPr>
         <w:lastRenderedPageBreak/>
         <w:drawing>
           <wp:inline distT="0" distB="0" distL="0" distR="0" wp14:anchorId="01987BDF" wp14:editId="0B7845ED">
@@ -185,7 +155,7 @@
                     <pic:cNvPicPr/>
                   </pic:nvPicPr>
                   <pic:blipFill>
-                    <a:blip r:embed="rId8"/>
+                    <a:blip r:embed="rId7"/>
                     <a:stretch>
                       <a:fillRect/>
                     </a:stretch>
@@ -208,6 +178,9 @@
     </w:p>
     <w:p>
       <w:r>
+        <w:rPr>
+          <w:noProof/>
+        </w:rPr>
         <w:lastRenderedPageBreak/>
         <w:drawing>
           <wp:inline distT="0" distB="0" distL="0" distR="0" wp14:anchorId="49774F06" wp14:editId="1A06494C">
@@ -225,7 +198,7 @@
                     <pic:cNvPicPr/>
                   </pic:nvPicPr>
                   <pic:blipFill>
-                    <a:blip r:embed="rId9"/>
+                    <a:blip r:embed="rId8"/>
                     <a:stretch>
                       <a:fillRect/>
                     </a:stretch>
@@ -247,7 +220,122 @@
       </w:r>
     </w:p>
     <w:p/>
-    <w:p/>
+    <w:p>
+      <w:r>
+        <w:lastRenderedPageBreak/>
+        <w:drawing>
+          <wp:inline distT="0" distB="0" distL="0" distR="0" wp14:anchorId="787877E8" wp14:editId="47B6E699">
+            <wp:extent cx="5731510" cy="7240270"/>
+            <wp:effectExtent l="0" t="0" r="2540" b="0"/>
+            <wp:docPr id="89110502" name="Picture 1"/>
+            <wp:cNvGraphicFramePr>
+              <a:graphicFrameLocks xmlns:a="http://schemas.openxmlformats.org/drawingml/2006/main" noChangeAspect="1"/>
+            </wp:cNvGraphicFramePr>
+            <a:graphic xmlns:a="http://schemas.openxmlformats.org/drawingml/2006/main">
+              <a:graphicData uri="http://schemas.openxmlformats.org/drawingml/2006/picture">
+                <pic:pic xmlns:pic="http://schemas.openxmlformats.org/drawingml/2006/picture">
+                  <pic:nvPicPr>
+                    <pic:cNvPr id="89110502" name=""/>
+                    <pic:cNvPicPr/>
+                  </pic:nvPicPr>
+                  <pic:blipFill>
+                    <a:blip r:embed="rId9"/>
+                    <a:stretch>
+                      <a:fillRect/>
+                    </a:stretch>
+                  </pic:blipFill>
+                  <pic:spPr>
+                    <a:xfrm>
+                      <a:off x="0" y="0"/>
+                      <a:ext cx="5731510" cy="7240270"/>
+                    </a:xfrm>
+                    <a:prstGeom prst="rect">
+                      <a:avLst/>
+                    </a:prstGeom>
+                  </pic:spPr>
+                </pic:pic>
+              </a:graphicData>
+            </a:graphic>
+          </wp:inline>
+        </w:drawing>
+      </w:r>
+      <w:r>
+        <w:lastRenderedPageBreak/>
+        <w:drawing>
+          <wp:inline distT="0" distB="0" distL="0" distR="0" wp14:anchorId="29EFC281" wp14:editId="0C662906">
+            <wp:extent cx="5731510" cy="7452360"/>
+            <wp:effectExtent l="0" t="0" r="2540" b="0"/>
+            <wp:docPr id="121713855" name="Picture 1"/>
+            <wp:cNvGraphicFramePr>
+              <a:graphicFrameLocks xmlns:a="http://schemas.openxmlformats.org/drawingml/2006/main" noChangeAspect="1"/>
+            </wp:cNvGraphicFramePr>
+            <a:graphic xmlns:a="http://schemas.openxmlformats.org/drawingml/2006/main">
+              <a:graphicData uri="http://schemas.openxmlformats.org/drawingml/2006/picture">
+                <pic:pic xmlns:pic="http://schemas.openxmlformats.org/drawingml/2006/picture">
+                  <pic:nvPicPr>
+                    <pic:cNvPr id="121713855" name=""/>
+                    <pic:cNvPicPr/>
+                  </pic:nvPicPr>
+                  <pic:blipFill>
+                    <a:blip r:embed="rId10"/>
+                    <a:stretch>
+                      <a:fillRect/>
+                    </a:stretch>
+                  </pic:blipFill>
+                  <pic:spPr>
+                    <a:xfrm>
+                      <a:off x="0" y="0"/>
+                      <a:ext cx="5731510" cy="7452360"/>
+                    </a:xfrm>
+                    <a:prstGeom prst="rect">
+                      <a:avLst/>
+                    </a:prstGeom>
+                  </pic:spPr>
+                </pic:pic>
+              </a:graphicData>
+            </a:graphic>
+          </wp:inline>
+        </w:drawing>
+      </w:r>
+      <w:r>
+        <w:lastRenderedPageBreak/>
+        <w:drawing>
+          <wp:inline distT="0" distB="0" distL="0" distR="0" wp14:anchorId="4CFE7937" wp14:editId="597D16EF">
+            <wp:extent cx="5630061" cy="7678222"/>
+            <wp:effectExtent l="0" t="0" r="8890" b="0"/>
+            <wp:docPr id="371043658" name="Picture 1"/>
+            <wp:cNvGraphicFramePr>
+              <a:graphicFrameLocks xmlns:a="http://schemas.openxmlformats.org/drawingml/2006/main" noChangeAspect="1"/>
+            </wp:cNvGraphicFramePr>
+            <a:graphic xmlns:a="http://schemas.openxmlformats.org/drawingml/2006/main">
+              <a:graphicData uri="http://schemas.openxmlformats.org/drawingml/2006/picture">
+                <pic:pic xmlns:pic="http://schemas.openxmlformats.org/drawingml/2006/picture">
+                  <pic:nvPicPr>
+                    <pic:cNvPr id="371043658" name=""/>
+                    <pic:cNvPicPr/>
+                  </pic:nvPicPr>
+                  <pic:blipFill>
+                    <a:blip r:embed="rId11"/>
+                    <a:stretch>
+                      <a:fillRect/>
+                    </a:stretch>
+                  </pic:blipFill>
+                  <pic:spPr>
+                    <a:xfrm>
+                      <a:off x="0" y="0"/>
+                      <a:ext cx="5630061" cy="7678222"/>
+                    </a:xfrm>
+                    <a:prstGeom prst="rect">
+                      <a:avLst/>
+                    </a:prstGeom>
+                  </pic:spPr>
+                </pic:pic>
+              </a:graphicData>
+            </a:graphic>
+          </wp:inline>
+        </w:drawing>
+      </w:r>
+    </w:p>
     <w:sectPr>
       <w:pgSz w:w="11906" w:h="16838"/>
       <w:pgMar w:top="1440" w:right="1440" w:bottom="1440" w:left="1440" w:header="708" w:footer="708" w:gutter="0"/>
